--- a/docs/Relatorio_Acompanhamento_Sistema_PCP_2026-07.docx
+++ b/docs/Relatorio_Acompanhamento_Sistema_PCP_2026-07.docx
@@ -70,7 +70,7 @@
         <w:t xml:space="preserve">Data de referência: </w:t>
       </w:r>
       <w:r>
-        <w:t xml:space="preserve">08/07/2026</w:t>
+        <w:t xml:space="preserve">15/07/2026</w:t>
       </w:r>
     </w:p>
     <w:p>
@@ -202,7 +202,7 @@
                 <w:b/>
                 <w:bCs/>
               </w:rPr>
-              <w:t xml:space="preserve">9</w:t>
+              <w:t xml:space="preserve">13</w:t>
             </w:r>
           </w:p>
         </w:tc>
@@ -306,7 +306,7 @@
                 <w:b/>
                 <w:bCs/>
               </w:rPr>
-              <w:t xml:space="preserve">0</w:t>
+              <w:t xml:space="preserve">9</w:t>
             </w:r>
           </w:p>
         </w:tc>
@@ -358,7 +358,7 @@
                 <w:b/>
                 <w:bCs/>
               </w:rPr>
-              <w:t xml:space="preserve">9</w:t>
+              <w:t xml:space="preserve">4</w:t>
             </w:r>
           </w:p>
         </w:tc>
@@ -462,7 +462,7 @@
                 <w:b/>
                 <w:bCs/>
               </w:rPr>
-              <w:t xml:space="preserve">0</w:t>
+              <w:t xml:space="preserve">4</w:t>
             </w:r>
           </w:p>
         </w:tc>
@@ -832,7 +832,7 @@
                 <w:sz w:val="18"/>
                 <w:szCs w:val="18"/>
               </w:rPr>
-              <w:t xml:space="preserve">25488</w:t>
+              <w:t xml:space="preserve">25961</w:t>
             </w:r>
           </w:p>
         </w:tc>
@@ -859,7 +859,7 @@
                 <w:sz w:val="18"/>
                 <w:szCs w:val="18"/>
               </w:rPr>
-              <w:t xml:space="preserve">25488</w:t>
+              <w:t xml:space="preserve">25961</w:t>
             </w:r>
           </w:p>
         </w:tc>
@@ -886,7 +886,7 @@
                 <w:sz w:val="18"/>
                 <w:szCs w:val="18"/>
               </w:rPr>
-              <w:t xml:space="preserve">CITYTUBOS COMÉRCIO D</w:t>
+              <w:t xml:space="preserve">BRASIL ACO</w:t>
             </w:r>
           </w:p>
         </w:tc>
@@ -913,7 +913,7 @@
                 <w:sz w:val="18"/>
                 <w:szCs w:val="18"/>
               </w:rPr>
-              <w:t xml:space="preserve">VINICIUS ROVARIS</w:t>
+              <w:t xml:space="preserve">RODRIGO MIRANDA</w:t>
             </w:r>
           </w:p>
         </w:tc>
@@ -940,7 +940,7 @@
                 <w:sz w:val="18"/>
                 <w:szCs w:val="18"/>
               </w:rPr>
-              <w:t xml:space="preserve">07/07/2026</w:t>
+              <w:t xml:space="preserve">14/07/2026</w:t>
             </w:r>
           </w:p>
         </w:tc>
@@ -967,7 +967,7 @@
                 <w:sz w:val="18"/>
                 <w:szCs w:val="18"/>
               </w:rPr>
-              <w:t xml:space="preserve">10/07/2026</w:t>
+              <w:t xml:space="preserve">17/07/2026</w:t>
             </w:r>
           </w:p>
         </w:tc>
@@ -996,7 +996,7 @@
                 <w:sz w:val="18"/>
                 <w:szCs w:val="18"/>
               </w:rPr>
-              <w:t xml:space="preserve">25787</w:t>
+              <w:t xml:space="preserve">25719/2</w:t>
             </w:r>
           </w:p>
         </w:tc>
@@ -1023,7 +1023,7 @@
                 <w:sz w:val="18"/>
                 <w:szCs w:val="18"/>
               </w:rPr>
-              <w:t xml:space="preserve">25787</w:t>
+              <w:t xml:space="preserve">25719/2</w:t>
             </w:r>
           </w:p>
         </w:tc>
@@ -1050,7 +1050,7 @@
                 <w:sz w:val="18"/>
                 <w:szCs w:val="18"/>
               </w:rPr>
-              <w:t xml:space="preserve">PLASTIREAL IND COM D</w:t>
+              <w:t xml:space="preserve">UTE CANDIOTA</w:t>
             </w:r>
           </w:p>
         </w:tc>
@@ -1077,7 +1077,7 @@
                 <w:sz w:val="18"/>
                 <w:szCs w:val="18"/>
               </w:rPr>
-              <w:t xml:space="preserve">DIEGO JOSE ARANTES</w:t>
+              <w:t xml:space="preserve">YTALLO GUEDES</w:t>
             </w:r>
           </w:p>
         </w:tc>
@@ -1104,7 +1104,7 @@
                 <w:sz w:val="18"/>
                 <w:szCs w:val="18"/>
               </w:rPr>
-              <w:t xml:space="preserve">07/07/2026</w:t>
+              <w:t xml:space="preserve">14/07/2026</w:t>
             </w:r>
           </w:p>
         </w:tc>
@@ -1131,7 +1131,7 @@
                 <w:sz w:val="18"/>
                 <w:szCs w:val="18"/>
               </w:rPr>
-              <w:t xml:space="preserve">12/07/2026</w:t>
+              <w:t xml:space="preserve">20/07/2026</w:t>
             </w:r>
           </w:p>
         </w:tc>
@@ -1160,7 +1160,7 @@
                 <w:sz w:val="18"/>
                 <w:szCs w:val="18"/>
               </w:rPr>
-              <w:t xml:space="preserve">25790</w:t>
+              <w:t xml:space="preserve">25909</w:t>
             </w:r>
           </w:p>
         </w:tc>
@@ -1187,7 +1187,7 @@
                 <w:sz w:val="18"/>
                 <w:szCs w:val="18"/>
               </w:rPr>
-              <w:t xml:space="preserve">25790</w:t>
+              <w:t xml:space="preserve">25909</w:t>
             </w:r>
           </w:p>
         </w:tc>
@@ -1214,7 +1214,7 @@
                 <w:sz w:val="18"/>
                 <w:szCs w:val="18"/>
               </w:rPr>
-              <w:t xml:space="preserve">TRANSPOL INDUSTRIA E COMERCIO LTDA</w:t>
+              <w:t xml:space="preserve">CONSORCIO ALUMAR</w:t>
             </w:r>
           </w:p>
         </w:tc>
@@ -1241,7 +1241,7 @@
                 <w:sz w:val="18"/>
                 <w:szCs w:val="18"/>
               </w:rPr>
-              <w:t xml:space="preserve">DIEGO JOSE ARANTES</w:t>
+              <w:t xml:space="preserve">GABRIEL DE DEUS NICOLAU</w:t>
             </w:r>
           </w:p>
         </w:tc>
@@ -1268,7 +1268,7 @@
                 <w:sz w:val="18"/>
                 <w:szCs w:val="18"/>
               </w:rPr>
-              <w:t xml:space="preserve">07/07/2026</w:t>
+              <w:t xml:space="preserve">14/07/2026</w:t>
             </w:r>
           </w:p>
         </w:tc>
@@ -1295,7 +1295,7 @@
                 <w:sz w:val="18"/>
                 <w:szCs w:val="18"/>
               </w:rPr>
-              <w:t xml:space="preserve">12/07/2026</w:t>
+              <w:t xml:space="preserve">22/07/2026</w:t>
             </w:r>
           </w:p>
         </w:tc>
@@ -1324,7 +1324,7 @@
                 <w:sz w:val="18"/>
                 <w:szCs w:val="18"/>
               </w:rPr>
-              <w:t xml:space="preserve">25701</w:t>
+              <w:t xml:space="preserve">25962</w:t>
             </w:r>
           </w:p>
         </w:tc>
@@ -1351,7 +1351,7 @@
                 <w:sz w:val="18"/>
                 <w:szCs w:val="18"/>
               </w:rPr>
-              <w:t xml:space="preserve">25701</w:t>
+              <w:t xml:space="preserve">25962</w:t>
             </w:r>
           </w:p>
         </w:tc>
@@ -1378,7 +1378,7 @@
                 <w:sz w:val="18"/>
                 <w:szCs w:val="18"/>
               </w:rPr>
-              <w:t xml:space="preserve">AURA MINERALS - BORBOREMA</w:t>
+              <w:t xml:space="preserve">UTC INTERNACIONAL</w:t>
             </w:r>
           </w:p>
         </w:tc>
@@ -1405,7 +1405,7 @@
                 <w:sz w:val="18"/>
                 <w:szCs w:val="18"/>
               </w:rPr>
-              <w:t xml:space="preserve">JOARES ALVES</w:t>
+              <w:t xml:space="preserve">RODRIGO MIRANDA</w:t>
             </w:r>
           </w:p>
         </w:tc>
@@ -1432,7 +1432,7 @@
                 <w:sz w:val="18"/>
                 <w:szCs w:val="18"/>
               </w:rPr>
-              <w:t xml:space="preserve">07/07/2026</w:t>
+              <w:t xml:space="preserve">14/07/2026</w:t>
             </w:r>
           </w:p>
         </w:tc>
@@ -1459,827 +1459,7 @@
                 <w:sz w:val="18"/>
                 <w:szCs w:val="18"/>
               </w:rPr>
-              <w:t xml:space="preserve">12/07/2026</w:t>
-            </w:r>
-          </w:p>
-        </w:tc>
-      </w:tr>
-      <w:tr>
-        <w:tc>
-          <w:tcPr>
-            <w:tcW w:type="dxa" w:w="1200"/>
-            <w:tcBorders>
-              <w:top w:val="single" w:color="CCCCCC" w:sz="1"/>
-              <w:left w:val="single" w:color="CCCCCC" w:sz="1"/>
-              <w:bottom w:val="single" w:color="CCCCCC" w:sz="1"/>
-              <w:right w:val="single" w:color="CCCCCC" w:sz="1"/>
-            </w:tcBorders>
-            <w:shd w:fill="F8FAFF" w:val="clear"/>
-            <w:tcMar>
-              <w:top w:type="dxa" w:w="60"/>
-              <w:left w:type="dxa" w:w="100"/>
-              <w:bottom w:type="dxa" w:w="60"/>
-              <w:right w:type="dxa" w:w="100"/>
-            </w:tcMar>
-          </w:tcPr>
-          <w:p>
-            <w:r>
-              <w:rPr>
-                <w:sz w:val="18"/>
-                <w:szCs w:val="18"/>
-              </w:rPr>
-              <w:t xml:space="preserve">25623</w:t>
-            </w:r>
-          </w:p>
-        </w:tc>
-        <w:tc>
-          <w:tcPr>
-            <w:tcW w:type="dxa" w:w="1200"/>
-            <w:tcBorders>
-              <w:top w:val="single" w:color="CCCCCC" w:sz="1"/>
-              <w:left w:val="single" w:color="CCCCCC" w:sz="1"/>
-              <w:bottom w:val="single" w:color="CCCCCC" w:sz="1"/>
-              <w:right w:val="single" w:color="CCCCCC" w:sz="1"/>
-            </w:tcBorders>
-            <w:shd w:fill="F8FAFF" w:val="clear"/>
-            <w:tcMar>
-              <w:top w:type="dxa" w:w="60"/>
-              <w:left w:type="dxa" w:w="100"/>
-              <w:bottom w:type="dxa" w:w="60"/>
-              <w:right w:type="dxa" w:w="100"/>
-            </w:tcMar>
-          </w:tcPr>
-          <w:p>
-            <w:r>
-              <w:rPr>
-                <w:sz w:val="18"/>
-                <w:szCs w:val="18"/>
-              </w:rPr>
-              <w:t xml:space="preserve">25623</w:t>
-            </w:r>
-          </w:p>
-        </w:tc>
-        <w:tc>
-          <w:tcPr>
-            <w:tcW w:type="dxa" w:w="3060"/>
-            <w:tcBorders>
-              <w:top w:val="single" w:color="CCCCCC" w:sz="1"/>
-              <w:left w:val="single" w:color="CCCCCC" w:sz="1"/>
-              <w:bottom w:val="single" w:color="CCCCCC" w:sz="1"/>
-              <w:right w:val="single" w:color="CCCCCC" w:sz="1"/>
-            </w:tcBorders>
-            <w:shd w:fill="F8FAFF" w:val="clear"/>
-            <w:tcMar>
-              <w:top w:type="dxa" w:w="60"/>
-              <w:left w:type="dxa" w:w="100"/>
-              <w:bottom w:type="dxa" w:w="60"/>
-              <w:right w:type="dxa" w:w="100"/>
-            </w:tcMar>
-          </w:tcPr>
-          <w:p>
-            <w:r>
-              <w:rPr>
-                <w:sz w:val="18"/>
-                <w:szCs w:val="18"/>
-              </w:rPr>
-              <w:t xml:space="preserve">ESTALEIRO RIO MAGUARI S/A</w:t>
-            </w:r>
-          </w:p>
-        </w:tc>
-        <w:tc>
-          <w:tcPr>
-            <w:tcW w:type="dxa" w:w="1900"/>
-            <w:tcBorders>
-              <w:top w:val="single" w:color="CCCCCC" w:sz="1"/>
-              <w:left w:val="single" w:color="CCCCCC" w:sz="1"/>
-              <w:bottom w:val="single" w:color="CCCCCC" w:sz="1"/>
-              <w:right w:val="single" w:color="CCCCCC" w:sz="1"/>
-            </w:tcBorders>
-            <w:shd w:fill="F8FAFF" w:val="clear"/>
-            <w:tcMar>
-              <w:top w:type="dxa" w:w="60"/>
-              <w:left w:type="dxa" w:w="100"/>
-              <w:bottom w:type="dxa" w:w="60"/>
-              <w:right w:type="dxa" w:w="100"/>
-            </w:tcMar>
-          </w:tcPr>
-          <w:p>
-            <w:r>
-              <w:rPr>
-                <w:sz w:val="18"/>
-                <w:szCs w:val="18"/>
-              </w:rPr>
-              <w:t xml:space="preserve">VINICIUS ROVARIS</w:t>
-            </w:r>
-          </w:p>
-        </w:tc>
-        <w:tc>
-          <w:tcPr>
-            <w:tcW w:type="dxa" w:w="1000"/>
-            <w:tcBorders>
-              <w:top w:val="single" w:color="CCCCCC" w:sz="1"/>
-              <w:left w:val="single" w:color="CCCCCC" w:sz="1"/>
-              <w:bottom w:val="single" w:color="CCCCCC" w:sz="1"/>
-              <w:right w:val="single" w:color="CCCCCC" w:sz="1"/>
-            </w:tcBorders>
-            <w:shd w:fill="F8FAFF" w:val="clear"/>
-            <w:tcMar>
-              <w:top w:type="dxa" w:w="60"/>
-              <w:left w:type="dxa" w:w="100"/>
-              <w:bottom w:type="dxa" w:w="60"/>
-              <w:right w:type="dxa" w:w="100"/>
-            </w:tcMar>
-          </w:tcPr>
-          <w:p>
-            <w:r>
-              <w:rPr>
-                <w:sz w:val="18"/>
-                <w:szCs w:val="18"/>
-              </w:rPr>
-              <w:t xml:space="preserve">07/07/2026</w:t>
-            </w:r>
-          </w:p>
-        </w:tc>
-        <w:tc>
-          <w:tcPr>
-            <w:tcW w:type="dxa" w:w="1000"/>
-            <w:tcBorders>
-              <w:top w:val="single" w:color="CCCCCC" w:sz="1"/>
-              <w:left w:val="single" w:color="CCCCCC" w:sz="1"/>
-              <w:bottom w:val="single" w:color="CCCCCC" w:sz="1"/>
-              <w:right w:val="single" w:color="CCCCCC" w:sz="1"/>
-            </w:tcBorders>
-            <w:shd w:fill="F8FAFF" w:val="clear"/>
-            <w:tcMar>
-              <w:top w:type="dxa" w:w="60"/>
-              <w:left w:type="dxa" w:w="100"/>
-              <w:bottom w:type="dxa" w:w="60"/>
-              <w:right w:type="dxa" w:w="100"/>
-            </w:tcMar>
-          </w:tcPr>
-          <w:p>
-            <w:r>
-              <w:rPr>
-                <w:sz w:val="18"/>
-                <w:szCs w:val="18"/>
-              </w:rPr>
-              <w:t xml:space="preserve">15/07/2026</w:t>
-            </w:r>
-          </w:p>
-        </w:tc>
-      </w:tr>
-      <w:tr>
-        <w:tc>
-          <w:tcPr>
-            <w:tcW w:type="dxa" w:w="1200"/>
-            <w:tcBorders>
-              <w:top w:val="single" w:color="CCCCCC" w:sz="1"/>
-              <w:left w:val="single" w:color="CCCCCC" w:sz="1"/>
-              <w:bottom w:val="single" w:color="CCCCCC" w:sz="1"/>
-              <w:right w:val="single" w:color="CCCCCC" w:sz="1"/>
-            </w:tcBorders>
-            <w:shd w:fill="FFFFFF" w:val="clear"/>
-            <w:tcMar>
-              <w:top w:type="dxa" w:w="60"/>
-              <w:left w:type="dxa" w:w="100"/>
-              <w:bottom w:type="dxa" w:w="60"/>
-              <w:right w:type="dxa" w:w="100"/>
-            </w:tcMar>
-          </w:tcPr>
-          <w:p>
-            <w:r>
-              <w:rPr>
-                <w:sz w:val="18"/>
-                <w:szCs w:val="18"/>
-              </w:rPr>
-              <w:t xml:space="preserve">25771</w:t>
-            </w:r>
-          </w:p>
-        </w:tc>
-        <w:tc>
-          <w:tcPr>
-            <w:tcW w:type="dxa" w:w="1200"/>
-            <w:tcBorders>
-              <w:top w:val="single" w:color="CCCCCC" w:sz="1"/>
-              <w:left w:val="single" w:color="CCCCCC" w:sz="1"/>
-              <w:bottom w:val="single" w:color="CCCCCC" w:sz="1"/>
-              <w:right w:val="single" w:color="CCCCCC" w:sz="1"/>
-            </w:tcBorders>
-            <w:shd w:fill="FFFFFF" w:val="clear"/>
-            <w:tcMar>
-              <w:top w:type="dxa" w:w="60"/>
-              <w:left w:type="dxa" w:w="100"/>
-              <w:bottom w:type="dxa" w:w="60"/>
-              <w:right w:type="dxa" w:w="100"/>
-            </w:tcMar>
-          </w:tcPr>
-          <w:p>
-            <w:r>
-              <w:rPr>
-                <w:sz w:val="18"/>
-                <w:szCs w:val="18"/>
-              </w:rPr>
-              <w:t xml:space="preserve">25771</w:t>
-            </w:r>
-          </w:p>
-        </w:tc>
-        <w:tc>
-          <w:tcPr>
-            <w:tcW w:type="dxa" w:w="3060"/>
-            <w:tcBorders>
-              <w:top w:val="single" w:color="CCCCCC" w:sz="1"/>
-              <w:left w:val="single" w:color="CCCCCC" w:sz="1"/>
-              <w:bottom w:val="single" w:color="CCCCCC" w:sz="1"/>
-              <w:right w:val="single" w:color="CCCCCC" w:sz="1"/>
-            </w:tcBorders>
-            <w:shd w:fill="FFFFFF" w:val="clear"/>
-            <w:tcMar>
-              <w:top w:type="dxa" w:w="60"/>
-              <w:left w:type="dxa" w:w="100"/>
-              <w:bottom w:type="dxa" w:w="60"/>
-              <w:right w:type="dxa" w:w="100"/>
-            </w:tcMar>
-          </w:tcPr>
-          <w:p>
-            <w:r>
-              <w:rPr>
-                <w:sz w:val="18"/>
-                <w:szCs w:val="18"/>
-              </w:rPr>
-              <w:t xml:space="preserve">SEACREST PETROLEO SPE NORTE CAPIXABA LTDA.</w:t>
-            </w:r>
-          </w:p>
-        </w:tc>
-        <w:tc>
-          <w:tcPr>
-            <w:tcW w:type="dxa" w:w="1900"/>
-            <w:tcBorders>
-              <w:top w:val="single" w:color="CCCCCC" w:sz="1"/>
-              <w:left w:val="single" w:color="CCCCCC" w:sz="1"/>
-              <w:bottom w:val="single" w:color="CCCCCC" w:sz="1"/>
-              <w:right w:val="single" w:color="CCCCCC" w:sz="1"/>
-            </w:tcBorders>
-            <w:shd w:fill="FFFFFF" w:val="clear"/>
-            <w:tcMar>
-              <w:top w:type="dxa" w:w="60"/>
-              <w:left w:type="dxa" w:w="100"/>
-              <w:bottom w:type="dxa" w:w="60"/>
-              <w:right w:type="dxa" w:w="100"/>
-            </w:tcMar>
-          </w:tcPr>
-          <w:p>
-            <w:r>
-              <w:rPr>
-                <w:sz w:val="18"/>
-                <w:szCs w:val="18"/>
-              </w:rPr>
-              <w:t xml:space="preserve">TIAGO VIANA</w:t>
-            </w:r>
-          </w:p>
-        </w:tc>
-        <w:tc>
-          <w:tcPr>
-            <w:tcW w:type="dxa" w:w="1000"/>
-            <w:tcBorders>
-              <w:top w:val="single" w:color="CCCCCC" w:sz="1"/>
-              <w:left w:val="single" w:color="CCCCCC" w:sz="1"/>
-              <w:bottom w:val="single" w:color="CCCCCC" w:sz="1"/>
-              <w:right w:val="single" w:color="CCCCCC" w:sz="1"/>
-            </w:tcBorders>
-            <w:shd w:fill="FFFFFF" w:val="clear"/>
-            <w:tcMar>
-              <w:top w:type="dxa" w:w="60"/>
-              <w:left w:type="dxa" w:w="100"/>
-              <w:bottom w:type="dxa" w:w="60"/>
-              <w:right w:type="dxa" w:w="100"/>
-            </w:tcMar>
-          </w:tcPr>
-          <w:p>
-            <w:r>
-              <w:rPr>
-                <w:sz w:val="18"/>
-                <w:szCs w:val="18"/>
-              </w:rPr>
-              <w:t xml:space="preserve">07/07/2026</w:t>
-            </w:r>
-          </w:p>
-        </w:tc>
-        <w:tc>
-          <w:tcPr>
-            <w:tcW w:type="dxa" w:w="1000"/>
-            <w:tcBorders>
-              <w:top w:val="single" w:color="CCCCCC" w:sz="1"/>
-              <w:left w:val="single" w:color="CCCCCC" w:sz="1"/>
-              <w:bottom w:val="single" w:color="CCCCCC" w:sz="1"/>
-              <w:right w:val="single" w:color="CCCCCC" w:sz="1"/>
-            </w:tcBorders>
-            <w:shd w:fill="FFFFFF" w:val="clear"/>
-            <w:tcMar>
-              <w:top w:type="dxa" w:w="60"/>
-              <w:left w:type="dxa" w:w="100"/>
-              <w:bottom w:type="dxa" w:w="60"/>
-              <w:right w:type="dxa" w:w="100"/>
-            </w:tcMar>
-          </w:tcPr>
-          <w:p>
-            <w:r>
-              <w:rPr>
-                <w:sz w:val="18"/>
-                <w:szCs w:val="18"/>
-              </w:rPr>
-              <w:t xml:space="preserve">15/07/2026</w:t>
-            </w:r>
-          </w:p>
-        </w:tc>
-      </w:tr>
-      <w:tr>
-        <w:tc>
-          <w:tcPr>
-            <w:tcW w:type="dxa" w:w="1200"/>
-            <w:tcBorders>
-              <w:top w:val="single" w:color="CCCCCC" w:sz="1"/>
-              <w:left w:val="single" w:color="CCCCCC" w:sz="1"/>
-              <w:bottom w:val="single" w:color="CCCCCC" w:sz="1"/>
-              <w:right w:val="single" w:color="CCCCCC" w:sz="1"/>
-            </w:tcBorders>
-            <w:shd w:fill="F8FAFF" w:val="clear"/>
-            <w:tcMar>
-              <w:top w:type="dxa" w:w="60"/>
-              <w:left w:type="dxa" w:w="100"/>
-              <w:bottom w:type="dxa" w:w="60"/>
-              <w:right w:type="dxa" w:w="100"/>
-            </w:tcMar>
-          </w:tcPr>
-          <w:p>
-            <w:r>
-              <w:rPr>
-                <w:sz w:val="18"/>
-                <w:szCs w:val="18"/>
-              </w:rPr>
-              <w:t xml:space="preserve">25756</w:t>
-            </w:r>
-          </w:p>
-        </w:tc>
-        <w:tc>
-          <w:tcPr>
-            <w:tcW w:type="dxa" w:w="1200"/>
-            <w:tcBorders>
-              <w:top w:val="single" w:color="CCCCCC" w:sz="1"/>
-              <w:left w:val="single" w:color="CCCCCC" w:sz="1"/>
-              <w:bottom w:val="single" w:color="CCCCCC" w:sz="1"/>
-              <w:right w:val="single" w:color="CCCCCC" w:sz="1"/>
-            </w:tcBorders>
-            <w:shd w:fill="F8FAFF" w:val="clear"/>
-            <w:tcMar>
-              <w:top w:type="dxa" w:w="60"/>
-              <w:left w:type="dxa" w:w="100"/>
-              <w:bottom w:type="dxa" w:w="60"/>
-              <w:right w:type="dxa" w:w="100"/>
-            </w:tcMar>
-          </w:tcPr>
-          <w:p>
-            <w:r>
-              <w:rPr>
-                <w:sz w:val="18"/>
-                <w:szCs w:val="18"/>
-              </w:rPr>
-              <w:t xml:space="preserve">25765</w:t>
-            </w:r>
-          </w:p>
-        </w:tc>
-        <w:tc>
-          <w:tcPr>
-            <w:tcW w:type="dxa" w:w="3060"/>
-            <w:tcBorders>
-              <w:top w:val="single" w:color="CCCCCC" w:sz="1"/>
-              <w:left w:val="single" w:color="CCCCCC" w:sz="1"/>
-              <w:bottom w:val="single" w:color="CCCCCC" w:sz="1"/>
-              <w:right w:val="single" w:color="CCCCCC" w:sz="1"/>
-            </w:tcBorders>
-            <w:shd w:fill="F8FAFF" w:val="clear"/>
-            <w:tcMar>
-              <w:top w:type="dxa" w:w="60"/>
-              <w:left w:type="dxa" w:w="100"/>
-              <w:bottom w:type="dxa" w:w="60"/>
-              <w:right w:type="dxa" w:w="100"/>
-            </w:tcMar>
-          </w:tcPr>
-          <w:p>
-            <w:r>
-              <w:rPr>
-                <w:sz w:val="18"/>
-                <w:szCs w:val="18"/>
-              </w:rPr>
-              <w:t xml:space="preserve">GESTEC EQUIPAMENTOS E PRECISAO LTDA</w:t>
-            </w:r>
-          </w:p>
-        </w:tc>
-        <w:tc>
-          <w:tcPr>
-            <w:tcW w:type="dxa" w:w="1900"/>
-            <w:tcBorders>
-              <w:top w:val="single" w:color="CCCCCC" w:sz="1"/>
-              <w:left w:val="single" w:color="CCCCCC" w:sz="1"/>
-              <w:bottom w:val="single" w:color="CCCCCC" w:sz="1"/>
-              <w:right w:val="single" w:color="CCCCCC" w:sz="1"/>
-            </w:tcBorders>
-            <w:shd w:fill="F8FAFF" w:val="clear"/>
-            <w:tcMar>
-              <w:top w:type="dxa" w:w="60"/>
-              <w:left w:type="dxa" w:w="100"/>
-              <w:bottom w:type="dxa" w:w="60"/>
-              <w:right w:type="dxa" w:w="100"/>
-            </w:tcMar>
-          </w:tcPr>
-          <w:p>
-            <w:r>
-              <w:rPr>
-                <w:sz w:val="18"/>
-                <w:szCs w:val="18"/>
-              </w:rPr>
-              <w:t xml:space="preserve">EDCARLOS SANTOS DE SOUZA</w:t>
-            </w:r>
-          </w:p>
-        </w:tc>
-        <w:tc>
-          <w:tcPr>
-            <w:tcW w:type="dxa" w:w="1000"/>
-            <w:tcBorders>
-              <w:top w:val="single" w:color="CCCCCC" w:sz="1"/>
-              <w:left w:val="single" w:color="CCCCCC" w:sz="1"/>
-              <w:bottom w:val="single" w:color="CCCCCC" w:sz="1"/>
-              <w:right w:val="single" w:color="CCCCCC" w:sz="1"/>
-            </w:tcBorders>
-            <w:shd w:fill="F8FAFF" w:val="clear"/>
-            <w:tcMar>
-              <w:top w:type="dxa" w:w="60"/>
-              <w:left w:type="dxa" w:w="100"/>
-              <w:bottom w:type="dxa" w:w="60"/>
-              <w:right w:type="dxa" w:w="100"/>
-            </w:tcMar>
-          </w:tcPr>
-          <w:p>
-            <w:r>
-              <w:rPr>
-                <w:sz w:val="18"/>
-                <w:szCs w:val="18"/>
-              </w:rPr>
-              <w:t xml:space="preserve">07/07/2026</w:t>
-            </w:r>
-          </w:p>
-        </w:tc>
-        <w:tc>
-          <w:tcPr>
-            <w:tcW w:type="dxa" w:w="1000"/>
-            <w:tcBorders>
-              <w:top w:val="single" w:color="CCCCCC" w:sz="1"/>
-              <w:left w:val="single" w:color="CCCCCC" w:sz="1"/>
-              <w:bottom w:val="single" w:color="CCCCCC" w:sz="1"/>
-              <w:right w:val="single" w:color="CCCCCC" w:sz="1"/>
-            </w:tcBorders>
-            <w:shd w:fill="F8FAFF" w:val="clear"/>
-            <w:tcMar>
-              <w:top w:type="dxa" w:w="60"/>
-              <w:left w:type="dxa" w:w="100"/>
-              <w:bottom w:type="dxa" w:w="60"/>
-              <w:right w:type="dxa" w:w="100"/>
-            </w:tcMar>
-          </w:tcPr>
-          <w:p>
-            <w:r>
-              <w:rPr>
-                <w:sz w:val="18"/>
-                <w:szCs w:val="18"/>
-              </w:rPr>
-              <w:t xml:space="preserve">17/07/2026</w:t>
-            </w:r>
-          </w:p>
-        </w:tc>
-      </w:tr>
-      <w:tr>
-        <w:tc>
-          <w:tcPr>
-            <w:tcW w:type="dxa" w:w="1200"/>
-            <w:tcBorders>
-              <w:top w:val="single" w:color="CCCCCC" w:sz="1"/>
-              <w:left w:val="single" w:color="CCCCCC" w:sz="1"/>
-              <w:bottom w:val="single" w:color="CCCCCC" w:sz="1"/>
-              <w:right w:val="single" w:color="CCCCCC" w:sz="1"/>
-            </w:tcBorders>
-            <w:shd w:fill="FFFFFF" w:val="clear"/>
-            <w:tcMar>
-              <w:top w:type="dxa" w:w="60"/>
-              <w:left w:type="dxa" w:w="100"/>
-              <w:bottom w:type="dxa" w:w="60"/>
-              <w:right w:type="dxa" w:w="100"/>
-            </w:tcMar>
-          </w:tcPr>
-          <w:p>
-            <w:r>
-              <w:rPr>
-                <w:sz w:val="18"/>
-                <w:szCs w:val="18"/>
-              </w:rPr>
-              <w:t xml:space="preserve">25744</w:t>
-            </w:r>
-          </w:p>
-        </w:tc>
-        <w:tc>
-          <w:tcPr>
-            <w:tcW w:type="dxa" w:w="1200"/>
-            <w:tcBorders>
-              <w:top w:val="single" w:color="CCCCCC" w:sz="1"/>
-              <w:left w:val="single" w:color="CCCCCC" w:sz="1"/>
-              <w:bottom w:val="single" w:color="CCCCCC" w:sz="1"/>
-              <w:right w:val="single" w:color="CCCCCC" w:sz="1"/>
-            </w:tcBorders>
-            <w:shd w:fill="FFFFFF" w:val="clear"/>
-            <w:tcMar>
-              <w:top w:type="dxa" w:w="60"/>
-              <w:left w:type="dxa" w:w="100"/>
-              <w:bottom w:type="dxa" w:w="60"/>
-              <w:right w:type="dxa" w:w="100"/>
-            </w:tcMar>
-          </w:tcPr>
-          <w:p>
-            <w:r>
-              <w:rPr>
-                <w:sz w:val="18"/>
-                <w:szCs w:val="18"/>
-              </w:rPr>
-              <w:t xml:space="preserve">25744</w:t>
-            </w:r>
-          </w:p>
-        </w:tc>
-        <w:tc>
-          <w:tcPr>
-            <w:tcW w:type="dxa" w:w="3060"/>
-            <w:tcBorders>
-              <w:top w:val="single" w:color="CCCCCC" w:sz="1"/>
-              <w:left w:val="single" w:color="CCCCCC" w:sz="1"/>
-              <w:bottom w:val="single" w:color="CCCCCC" w:sz="1"/>
-              <w:right w:val="single" w:color="CCCCCC" w:sz="1"/>
-            </w:tcBorders>
-            <w:shd w:fill="FFFFFF" w:val="clear"/>
-            <w:tcMar>
-              <w:top w:type="dxa" w:w="60"/>
-              <w:left w:type="dxa" w:w="100"/>
-              <w:bottom w:type="dxa" w:w="60"/>
-              <w:right w:type="dxa" w:w="100"/>
-            </w:tcMar>
-          </w:tcPr>
-          <w:p>
-            <w:r>
-              <w:rPr>
-                <w:sz w:val="18"/>
-                <w:szCs w:val="18"/>
-              </w:rPr>
-              <w:t xml:space="preserve">CONSORCIO ETE LESTE MOGI</w:t>
-            </w:r>
-          </w:p>
-        </w:tc>
-        <w:tc>
-          <w:tcPr>
-            <w:tcW w:type="dxa" w:w="1900"/>
-            <w:tcBorders>
-              <w:top w:val="single" w:color="CCCCCC" w:sz="1"/>
-              <w:left w:val="single" w:color="CCCCCC" w:sz="1"/>
-              <w:bottom w:val="single" w:color="CCCCCC" w:sz="1"/>
-              <w:right w:val="single" w:color="CCCCCC" w:sz="1"/>
-            </w:tcBorders>
-            <w:shd w:fill="FFFFFF" w:val="clear"/>
-            <w:tcMar>
-              <w:top w:type="dxa" w:w="60"/>
-              <w:left w:type="dxa" w:w="100"/>
-              <w:bottom w:type="dxa" w:w="60"/>
-              <w:right w:type="dxa" w:w="100"/>
-            </w:tcMar>
-          </w:tcPr>
-          <w:p>
-            <w:r>
-              <w:rPr>
-                <w:sz w:val="18"/>
-                <w:szCs w:val="18"/>
-              </w:rPr>
-              <w:t xml:space="preserve">THIAGO MONTEIRO</w:t>
-            </w:r>
-          </w:p>
-        </w:tc>
-        <w:tc>
-          <w:tcPr>
-            <w:tcW w:type="dxa" w:w="1000"/>
-            <w:tcBorders>
-              <w:top w:val="single" w:color="CCCCCC" w:sz="1"/>
-              <w:left w:val="single" w:color="CCCCCC" w:sz="1"/>
-              <w:bottom w:val="single" w:color="CCCCCC" w:sz="1"/>
-              <w:right w:val="single" w:color="CCCCCC" w:sz="1"/>
-            </w:tcBorders>
-            <w:shd w:fill="FFFFFF" w:val="clear"/>
-            <w:tcMar>
-              <w:top w:type="dxa" w:w="60"/>
-              <w:left w:type="dxa" w:w="100"/>
-              <w:bottom w:type="dxa" w:w="60"/>
-              <w:right w:type="dxa" w:w="100"/>
-            </w:tcMar>
-          </w:tcPr>
-          <w:p>
-            <w:r>
-              <w:rPr>
-                <w:sz w:val="18"/>
-                <w:szCs w:val="18"/>
-              </w:rPr>
-              <w:t xml:space="preserve">07/07/2026</w:t>
-            </w:r>
-          </w:p>
-        </w:tc>
-        <w:tc>
-          <w:tcPr>
-            <w:tcW w:type="dxa" w:w="1000"/>
-            <w:tcBorders>
-              <w:top w:val="single" w:color="CCCCCC" w:sz="1"/>
-              <w:left w:val="single" w:color="CCCCCC" w:sz="1"/>
-              <w:bottom w:val="single" w:color="CCCCCC" w:sz="1"/>
-              <w:right w:val="single" w:color="CCCCCC" w:sz="1"/>
-            </w:tcBorders>
-            <w:shd w:fill="FFFFFF" w:val="clear"/>
-            <w:tcMar>
-              <w:top w:type="dxa" w:w="60"/>
-              <w:left w:type="dxa" w:w="100"/>
-              <w:bottom w:type="dxa" w:w="60"/>
-              <w:right w:type="dxa" w:w="100"/>
-            </w:tcMar>
-          </w:tcPr>
-          <w:p>
-            <w:r>
-              <w:rPr>
-                <w:sz w:val="18"/>
-                <w:szCs w:val="18"/>
-              </w:rPr>
-              <w:t xml:space="preserve">20/07/2026</w:t>
-            </w:r>
-          </w:p>
-        </w:tc>
-      </w:tr>
-      <w:tr>
-        <w:tc>
-          <w:tcPr>
-            <w:tcW w:type="dxa" w:w="1200"/>
-            <w:tcBorders>
-              <w:top w:val="single" w:color="CCCCCC" w:sz="1"/>
-              <w:left w:val="single" w:color="CCCCCC" w:sz="1"/>
-              <w:bottom w:val="single" w:color="CCCCCC" w:sz="1"/>
-              <w:right w:val="single" w:color="CCCCCC" w:sz="1"/>
-            </w:tcBorders>
-            <w:shd w:fill="F8FAFF" w:val="clear"/>
-            <w:tcMar>
-              <w:top w:type="dxa" w:w="60"/>
-              <w:left w:type="dxa" w:w="100"/>
-              <w:bottom w:type="dxa" w:w="60"/>
-              <w:right w:type="dxa" w:w="100"/>
-            </w:tcMar>
-          </w:tcPr>
-          <w:p>
-            <w:r>
-              <w:rPr>
-                <w:sz w:val="18"/>
-                <w:szCs w:val="18"/>
-              </w:rPr>
-              <w:t xml:space="preserve">25791</w:t>
-            </w:r>
-          </w:p>
-        </w:tc>
-        <w:tc>
-          <w:tcPr>
-            <w:tcW w:type="dxa" w:w="1200"/>
-            <w:tcBorders>
-              <w:top w:val="single" w:color="CCCCCC" w:sz="1"/>
-              <w:left w:val="single" w:color="CCCCCC" w:sz="1"/>
-              <w:bottom w:val="single" w:color="CCCCCC" w:sz="1"/>
-              <w:right w:val="single" w:color="CCCCCC" w:sz="1"/>
-            </w:tcBorders>
-            <w:shd w:fill="F8FAFF" w:val="clear"/>
-            <w:tcMar>
-              <w:top w:type="dxa" w:w="60"/>
-              <w:left w:type="dxa" w:w="100"/>
-              <w:bottom w:type="dxa" w:w="60"/>
-              <w:right w:type="dxa" w:w="100"/>
-            </w:tcMar>
-          </w:tcPr>
-          <w:p>
-            <w:r>
-              <w:rPr>
-                <w:sz w:val="18"/>
-                <w:szCs w:val="18"/>
-              </w:rPr>
-              <w:t xml:space="preserve">25791</w:t>
-            </w:r>
-          </w:p>
-        </w:tc>
-        <w:tc>
-          <w:tcPr>
-            <w:tcW w:type="dxa" w:w="3060"/>
-            <w:tcBorders>
-              <w:top w:val="single" w:color="CCCCCC" w:sz="1"/>
-              <w:left w:val="single" w:color="CCCCCC" w:sz="1"/>
-              <w:bottom w:val="single" w:color="CCCCCC" w:sz="1"/>
-              <w:right w:val="single" w:color="CCCCCC" w:sz="1"/>
-            </w:tcBorders>
-            <w:shd w:fill="F8FAFF" w:val="clear"/>
-            <w:tcMar>
-              <w:top w:type="dxa" w:w="60"/>
-              <w:left w:type="dxa" w:w="100"/>
-              <w:bottom w:type="dxa" w:w="60"/>
-              <w:right w:type="dxa" w:w="100"/>
-            </w:tcMar>
-          </w:tcPr>
-          <w:p>
-            <w:r>
-              <w:rPr>
-                <w:sz w:val="18"/>
-                <w:szCs w:val="18"/>
-              </w:rPr>
-              <w:t xml:space="preserve">ESTALEIRO RIO MAGUAR</w:t>
-            </w:r>
-          </w:p>
-        </w:tc>
-        <w:tc>
-          <w:tcPr>
-            <w:tcW w:type="dxa" w:w="1900"/>
-            <w:tcBorders>
-              <w:top w:val="single" w:color="CCCCCC" w:sz="1"/>
-              <w:left w:val="single" w:color="CCCCCC" w:sz="1"/>
-              <w:bottom w:val="single" w:color="CCCCCC" w:sz="1"/>
-              <w:right w:val="single" w:color="CCCCCC" w:sz="1"/>
-            </w:tcBorders>
-            <w:shd w:fill="F8FAFF" w:val="clear"/>
-            <w:tcMar>
-              <w:top w:type="dxa" w:w="60"/>
-              <w:left w:type="dxa" w:w="100"/>
-              <w:bottom w:type="dxa" w:w="60"/>
-              <w:right w:type="dxa" w:w="100"/>
-            </w:tcMar>
-          </w:tcPr>
-          <w:p>
-            <w:r>
-              <w:rPr>
-                <w:sz w:val="18"/>
-                <w:szCs w:val="18"/>
-              </w:rPr>
-              <w:t xml:space="preserve">VINICIUS ROVARIS</w:t>
-            </w:r>
-          </w:p>
-        </w:tc>
-        <w:tc>
-          <w:tcPr>
-            <w:tcW w:type="dxa" w:w="1000"/>
-            <w:tcBorders>
-              <w:top w:val="single" w:color="CCCCCC" w:sz="1"/>
-              <w:left w:val="single" w:color="CCCCCC" w:sz="1"/>
-              <w:bottom w:val="single" w:color="CCCCCC" w:sz="1"/>
-              <w:right w:val="single" w:color="CCCCCC" w:sz="1"/>
-            </w:tcBorders>
-            <w:shd w:fill="F8FAFF" w:val="clear"/>
-            <w:tcMar>
-              <w:top w:type="dxa" w:w="60"/>
-              <w:left w:type="dxa" w:w="100"/>
-              <w:bottom w:type="dxa" w:w="60"/>
-              <w:right w:type="dxa" w:w="100"/>
-            </w:tcMar>
-          </w:tcPr>
-          <w:p>
-            <w:r>
-              <w:rPr>
-                <w:sz w:val="18"/>
-                <w:szCs w:val="18"/>
-              </w:rPr>
-              <w:t xml:space="preserve">07/07/2026</w:t>
-            </w:r>
-          </w:p>
-        </w:tc>
-        <w:tc>
-          <w:tcPr>
-            <w:tcW w:type="dxa" w:w="1000"/>
-            <w:tcBorders>
-              <w:top w:val="single" w:color="CCCCCC" w:sz="1"/>
-              <w:left w:val="single" w:color="CCCCCC" w:sz="1"/>
-              <w:bottom w:val="single" w:color="CCCCCC" w:sz="1"/>
-              <w:right w:val="single" w:color="CCCCCC" w:sz="1"/>
-            </w:tcBorders>
-            <w:shd w:fill="F8FAFF" w:val="clear"/>
-            <w:tcMar>
-              <w:top w:type="dxa" w:w="60"/>
-              <w:left w:type="dxa" w:w="100"/>
-              <w:bottom w:type="dxa" w:w="60"/>
-              <w:right w:type="dxa" w:w="100"/>
-            </w:tcMar>
-          </w:tcPr>
-          <w:p>
-            <w:r>
-              <w:rPr>
-                <w:sz w:val="18"/>
-                <w:szCs w:val="18"/>
-              </w:rPr>
-              <w:t xml:space="preserve">22/07/2026</w:t>
+              <w:t xml:space="preserve">24/07/2026</w:t>
             </w:r>
           </w:p>
         </w:tc>
@@ -2303,7 +1483,7 @@
         <w:spacing w:after="100"/>
       </w:pPr>
       <w:r>
-        <w:t xml:space="preserve">Dados extraídos diretamente da base de dados de produção do sistema (PostgreSQL/Supabase) em 08/07/2026, por consulta pontual.</w:t>
+        <w:t xml:space="preserve">Dados extraídos diretamente da base de dados de produção do sistema (PostgreSQL/Supabase) em 15/07/2026, por consulta pontual.</w:t>
       </w:r>
     </w:p>
     <w:p>
